--- a/texte/SmartVoc-Setup-Memo.docx
+++ b/texte/SmartVoc-Setup-Memo.docx
@@ -3942,6 +3942,24 @@
           <w:szCs w:val="21"/>
         </w:rPr>
         <w:t xml:space="preserve">Bestätigungsmail beim Anlegen eines Kontos ist eingeschaltet. Der Versand läuft über eigenes SMTP (Abschnitt 7) — der eingebaute Versand von Supabase ist auf wenige Mails pro Stunde begrenzt und nur zum Entwickeln gedacht.</w:t>
+      </w:r>
+    </w:p>
+    <w:p>
+      <w:pPr>
+        <w:pStyle w:val="ListParagraph"/>
+        <w:numPr>
+          <w:ilvl w:val="0"/>
+          <w:numId w:val="2"/>
+        </w:numPr>
+        <w:spacing w:after="130" w:before="0"/>
+      </w:pPr>
+      <w:r>
+        <w:rPr>
+          <w:rFonts w:ascii="Calibri" w:cs="Calibri" w:eastAsia="Calibri" w:hAnsi="Calibri"/>
+          <w:sz w:val="21"/>
+          <w:szCs w:val="21"/>
+        </w:rPr>
+        <w:t xml:space="preserve">Am 7. September 2026 von Anfang bis Ende geprüft: Konto anlegen, Bestätigungsmail über eigenes SMTP, Link zurück auf smartvoc.app, Daten schreiben, delete_account, Konto danach nicht mehr vorhanden. Die Funktion darf also aus auth.users löschen — das ist Apples Anforderung an eine wirksame Kontolöschung.</w:t>
       </w:r>
     </w:p>
     <w:p>
@@ -6947,25 +6965,7 @@
           <w:sz w:val="21"/>
           <w:szCs w:val="21"/>
         </w:rPr>
-        <w:t xml:space="preserve">Eigenes SMTP in Supabase eintragen und die Vorlage der Bestätigungsmail anpassen.</w:t>
-      </w:r>
-    </w:p>
-    <w:p>
-      <w:pPr>
-        <w:pStyle w:val="ListParagraph"/>
-        <w:numPr>
-          <w:ilvl w:val="0"/>
-          <w:numId w:val="2"/>
-        </w:numPr>
-        <w:spacing w:after="130" w:before="0"/>
-      </w:pPr>
-      <w:r>
-        <w:rPr>
-          <w:rFonts w:ascii="Calibri" w:cs="Calibri" w:eastAsia="Calibri" w:hAnsi="Calibri"/>
-          <w:sz w:val="21"/>
-          <w:szCs w:val="21"/>
-        </w:rPr>
-        <w:t xml:space="preserve">Kontolöschung mit einem echten Konto von Anfang bis Ende durchspielen. Die Datenbankfunktion ist vorhanden und die Rechte stimmen; ob sie aus auth.users löschen darf, ist ungeprüft.</w:t>
+        <w:t xml:space="preserve">Vorlage der Bestätigungsmail anpassen — sie trägt noch den Standardtext von Supabase.</w:t>
       </w:r>
     </w:p>
     <w:p>
